--- a/Course/Component 2 - Algorithms and Programming/2.3 Algorithms/00 Topic Resources/End-of-Topic Worksheet (editable).docx
+++ b/Course/Component 2 - Algorithms and Programming/2.3 Algorithms/00 Topic Resources/End-of-Topic Worksheet (editable).docx
@@ -46,7 +46,7 @@
         <w:rPr>
           <w:b/>
         </w:rPr>
-        <w:t>Time: ~40 min. SHOW YOUR TRACES.</w:t>
+        <w:t>Time: ~60 min. SHOW YOUR TRACES.</w:t>
       </w:r>
     </w:p>
     <w:p>
@@ -59,6 +59,14 @@
     <w:p>
       <w:pPr>
         <w:pStyle w:val="Heading2"/>
+      </w:pPr>
+      <w:r>
+        <w:t>Section A — Skills practice</w:t>
+      </w:r>
+    </w:p>
+    <w:p>
+      <w:pPr>
+        <w:pStyle w:val="Heading3"/>
       </w:pPr>
       <w:r>
         <w:t>Activity 1 — Big O match</w:t>
@@ -469,7 +477,7 @@
     </w:p>
     <w:p>
       <w:pPr>
-        <w:pStyle w:val="Heading2"/>
+        <w:pStyle w:val="Heading3"/>
       </w:pPr>
       <w:r>
         <w:t>Activity 2 — Trace a sort (bubble OR insertion)</w:t>
@@ -837,7 +845,7 @@
     </w:p>
     <w:p>
       <w:pPr>
-        <w:pStyle w:val="Heading2"/>
+        <w:pStyle w:val="Heading3"/>
       </w:pPr>
       <w:r>
         <w:t>Activity 3 — Trace a binary search</w:t>
@@ -1569,7 +1577,7 @@
     </w:p>
     <w:p>
       <w:pPr>
-        <w:pStyle w:val="Heading2"/>
+        <w:pStyle w:val="Heading3"/>
       </w:pPr>
       <w:r>
         <w:t>Activity 4 — Big O justification (short answer)</w:t>
@@ -1680,7 +1688,7 @@
     </w:p>
     <w:p>
       <w:pPr>
-        <w:pStyle w:val="Heading2"/>
+        <w:pStyle w:val="Heading3"/>
       </w:pPr>
       <w:r>
         <w:t>Activity 5 — Tree traversals</w:t>
@@ -1807,7 +1815,7 @@
     </w:p>
     <w:p>
       <w:pPr>
-        <w:pStyle w:val="Heading2"/>
+        <w:pStyle w:val="Heading3"/>
       </w:pPr>
       <w:r>
         <w:t>Activity 6 — Dijkstra's shortest path</w:t>
@@ -2482,7 +2490,7 @@
     </w:p>
     <w:p>
       <w:pPr>
-        <w:pStyle w:val="Heading2"/>
+        <w:pStyle w:val="Heading3"/>
       </w:pPr>
       <w:r>
         <w:t>Challenge</w:t>
@@ -2878,6 +2886,2829 @@
         </w:rPr>
         <w:t>`</w:t>
       </w:r>
+    </w:p>
+    <w:p>
+      <w:pPr>
+        <w:pBdr>
+          <w:bottom w:val="single" w:sz="6" w:space="1" w:color="AAAAAA"/>
+        </w:pBdr>
+      </w:pPr>
+    </w:p>
+    <w:p>
+      <w:pPr>
+        <w:pStyle w:val="Heading3"/>
+      </w:pPr>
+      <w:r>
+        <w:t>Activity 7 — Merge sort: complete the divide and merge diagram</w:t>
+      </w:r>
+    </w:p>
+    <w:p>
+      <w:r>
+        <w:t xml:space="preserve">Merge sort the list </w:t>
+      </w:r>
+      <w:r>
+        <w:rPr>
+          <w:rFonts w:ascii="Consolas" w:hAnsi="Consolas"/>
+          <w:sz w:val="19"/>
+        </w:rPr>
+        <w:t>[35, 12, 43, 8, 51, 24, 9, 16]</w:t>
+      </w:r>
+      <w:r>
+        <w:t>.</w:t>
+      </w:r>
+    </w:p>
+    <w:p>
+      <w:r>
+        <w:rPr>
+          <w:b/>
+        </w:rPr>
+        <w:t>(a)</w:t>
+      </w:r>
+      <w:r>
+        <w:t xml:space="preserve"> Complete the missing boxes </w:t>
+      </w:r>
+      <w:r>
+        <w:rPr>
+          <w:b/>
+        </w:rPr>
+        <w:t>(i)–(v)</w:t>
+      </w:r>
+      <w:r>
+        <w:t xml:space="preserve"> in the diagram.</w:t>
+      </w:r>
+    </w:p>
+    <w:p>
+      <w:r>
+        <w:rPr>
+          <w:b/>
+        </w:rPr>
+        <w:t>DIVIDE</w:t>
+      </w:r>
+      <w:r>
+        <w:t xml:space="preserve"> (halve repeatedly until every sublist has one element):</w:t>
+      </w:r>
+    </w:p>
+    <w:p>
+      <w:pPr>
+        <w:shd w:fill="F2F2F2"/>
+      </w:pPr>
+      <w:r>
+        <w:rPr>
+          <w:rFonts w:ascii="Consolas" w:hAnsi="Consolas"/>
+          <w:sz w:val="18"/>
+        </w:rPr>
+        <w:t xml:space="preserve">                    [35  12  43  8  51  24  9  16]</w:t>
+        <w:br/>
+        <w:t xml:space="preserve">                   /                              \</w:t>
+        <w:br/>
+        <w:t xml:space="preserve">        [35  12  43  8]                 (i) [______________]</w:t>
+        <w:br/>
+        <w:t xml:space="preserve">          /         \                        /            \</w:t>
+        <w:br/>
+        <w:t xml:space="preserve">    [35  12]    (ii) [______]          [51  24]        [9  16]</w:t>
+        <w:br/>
+        <w:t xml:space="preserve">     /    \          /    \             /    \          /    \</w:t>
+        <w:br/>
+        <w:t xml:space="preserve">  [35]   [12]     [43]   [8]         [51]  [24]      [9]   [16]</w:t>
+        <w:br/>
+        <w:t>@@SPACE:12@@</w:t>
+      </w:r>
+    </w:p>
+    <w:p>
+      <w:r>
+        <w:rPr>
+          <w:b/>
+        </w:rPr>
+        <w:t>MERGE</w:t>
+      </w:r>
+      <w:r>
+        <w:t xml:space="preserve"> (combine pairs back together, in order, comparing front elements):</w:t>
+      </w:r>
+    </w:p>
+    <w:p>
+      <w:pPr>
+        <w:shd w:fill="F2F2F2"/>
+      </w:pPr>
+      <w:r>
+        <w:rPr>
+          <w:rFonts w:ascii="Consolas" w:hAnsi="Consolas"/>
+          <w:sz w:val="18"/>
+        </w:rPr>
+        <w:t xml:space="preserve">  [12  35]   (iii) [______]        [24  51]      [9  16]</w:t>
+        <w:br/>
+        <w:t xml:space="preserve">       \          /                     \          /</w:t>
+        <w:br/>
+        <w:t xml:space="preserve">     [8  12  35  43]              (iv) [______________]</w:t>
+        <w:br/>
+        <w:t xml:space="preserve">              \                            /</w:t>
+        <w:br/>
+        <w:t xml:space="preserve">          (v) [______________________________]</w:t>
+      </w:r>
+    </w:p>
+    <w:p>
+      <w:r>
+        <w:rPr>
+          <w:b/>
+        </w:rPr>
+        <w:t>(b)</w:t>
+      </w:r>
+      <w:r>
+        <w:t xml:space="preserve"> For this list of </w:t>
+      </w:r>
+      <w:r>
+        <w:rPr>
+          <w:b/>
+        </w:rPr>
+        <w:t>8</w:t>
+      </w:r>
+      <w:r>
+        <w:t xml:space="preserve"> items, how many </w:t>
+      </w:r>
+      <w:r>
+        <w:rPr>
+          <w:b/>
+        </w:rPr>
+        <w:t>levels of dividing</w:t>
+      </w:r>
+      <w:r>
+        <w:t xml:space="preserve"> are needed to reach single-element lists? </w:t>
+      </w:r>
+      <w:r>
+        <w:rPr>
+          <w:b/>
+        </w:rPr>
+        <w:t>_</w:t>
+      </w:r>
+      <w:r>
+        <w:t xml:space="preserve">_ How is this number related to </w:t>
+      </w:r>
+      <w:r>
+        <w:rPr>
+          <w:i/>
+        </w:rPr>
+        <w:t>n</w:t>
+      </w:r>
+      <w:r>
+        <w:t xml:space="preserve"> = 8? </w:t>
+      </w:r>
+      <w:r>
+        <w:rPr>
+          <w:b/>
+        </w:rPr>
+        <w:t>_</w:t>
+      </w:r>
+      <w:r>
+        <w:rPr>
+          <w:b/>
+        </w:rPr>
+        <w:t>_</w:t>
+      </w:r>
+      <w:r>
+        <w:rPr>
+          <w:b/>
+        </w:rPr>
+      </w:r>
+    </w:p>
+    <w:p>
+      <w:r>
+        <w:rPr>
+          <w:b/>
+        </w:rPr>
+        <w:t>(c)</w:t>
+      </w:r>
+      <w:r>
+        <w:t xml:space="preserve"> Approximately how much work (comparisons/copies) is done at </w:t>
+      </w:r>
+      <w:r>
+        <w:rPr>
+          <w:b/>
+        </w:rPr>
+        <w:t>each merge level</w:t>
+      </w:r>
+      <w:r>
+        <w:t xml:space="preserve">, in terms of </w:t>
+      </w:r>
+      <w:r>
+        <w:rPr>
+          <w:i/>
+        </w:rPr>
+        <w:t>n</w:t>
+      </w:r>
+      <w:r>
+        <w:t xml:space="preserve">? </w:t>
+      </w:r>
+      <w:r>
+        <w:rPr>
+          <w:b/>
+        </w:rPr>
+        <w:t>_</w:t>
+      </w:r>
+      <w:r>
+        <w:rPr>
+          <w:b/>
+        </w:rPr>
+        <w:t>_</w:t>
+      </w:r>
+      <w:r>
+        <w:t xml:space="preserve">____ Hence state why merge sort is </w:t>
+      </w:r>
+      <w:r>
+        <w:rPr>
+          <w:b/>
+        </w:rPr>
+        <w:t>O(n log n)</w:t>
+      </w:r>
+      <w:r>
+        <w:t>.</w:t>
+      </w:r>
+    </w:p>
+    <w:p>
+      <w:pPr>
+        <w:shd w:fill="F2F2F2"/>
+      </w:pPr>
+      <w:r>
+        <w:rPr>
+          <w:rFonts w:ascii="Consolas" w:hAnsi="Consolas"/>
+          <w:sz w:val="18"/>
+        </w:rPr>
+        <w:t>_______________________________________________________________________</w:t>
+        <w:br/>
+        <w:br/>
+        <w:t>_______________________________________________________________________</w:t>
+      </w:r>
+    </w:p>
+    <w:p>
+      <w:r>
+        <w:rPr>
+          <w:b/>
+        </w:rPr>
+        <w:t>(d)</w:t>
+      </w:r>
+      <w:r>
+        <w:t xml:space="preserve"> Unlike quicksort, merge sort's worst case is still O(n log n). Give the </w:t>
+      </w:r>
+      <w:r>
+        <w:rPr>
+          <w:b/>
+        </w:rPr>
+        <w:t>cost</w:t>
+      </w:r>
+      <w:r>
+        <w:t xml:space="preserve"> merge sort pays for this reliability. </w:t>
+      </w:r>
+      <w:r>
+        <w:rPr>
+          <w:b/>
+        </w:rPr>
+        <w:t>_</w:t>
+      </w:r>
+      <w:r>
+        <w:rPr>
+          <w:b/>
+        </w:rPr>
+        <w:t>_</w:t>
+      </w:r>
+      <w:r>
+        <w:rPr>
+          <w:b/>
+        </w:rPr>
+        <w:t>_</w:t>
+      </w:r>
+      <w:r>
+        <w:rPr>
+          <w:b/>
+        </w:rPr>
+        <w:t>_</w:t>
+      </w:r>
+      <w:r>
+        <w:rPr>
+          <w:b/>
+        </w:rPr>
+        <w:t>_</w:t>
+      </w:r>
+      <w:r>
+        <w:rPr>
+          <w:b/>
+        </w:rPr>
+        <w:t>_</w:t>
+      </w:r>
+      <w:r>
+        <w:rPr>
+          <w:b/>
+        </w:rPr>
+        <w:t>_</w:t>
+      </w:r>
+      <w:r>
+        <w:rPr>
+          <w:b/>
+        </w:rPr>
+      </w:r>
+    </w:p>
+    <w:p>
+      <w:pPr>
+        <w:pBdr>
+          <w:bottom w:val="single" w:sz="6" w:space="1" w:color="AAAAAA"/>
+        </w:pBdr>
+      </w:pPr>
+    </w:p>
+    <w:p>
+      <w:pPr>
+        <w:pStyle w:val="Heading3"/>
+      </w:pPr>
+      <w:r>
+        <w:t>Activity 8 — A* vs Dijkstra: which and why?</w:t>
+      </w:r>
+    </w:p>
+    <w:p>
+      <w:r>
+        <w:t xml:space="preserve">Weighted, undirected graph (edge list) and a heuristic estimate </w:t>
+      </w:r>
+      <w:r>
+        <w:rPr>
+          <w:rFonts w:ascii="Consolas" w:hAnsi="Consolas"/>
+          <w:sz w:val="19"/>
+        </w:rPr>
+        <w:t>h(n)</w:t>
+      </w:r>
+      <w:r>
+        <w:t xml:space="preserve"> of the distance from each node to the goal </w:t>
+      </w:r>
+      <w:r>
+        <w:rPr>
+          <w:b/>
+        </w:rPr>
+        <w:t>G</w:t>
+      </w:r>
+      <w:r>
+        <w:t>:</w:t>
+      </w:r>
+    </w:p>
+    <w:p>
+      <w:pPr>
+        <w:shd w:fill="F2F2F2"/>
+      </w:pPr>
+      <w:r>
+        <w:rPr>
+          <w:rFonts w:ascii="Consolas" w:hAnsi="Consolas"/>
+          <w:sz w:val="18"/>
+        </w:rPr>
+        <w:t>S — A : 1        S — B : 4        S — D : 2</w:t>
+        <w:br/>
+        <w:t>A — B : 2        A — C : 5</w:t>
+        <w:br/>
+        <w:t>B — C : 2        C — G : 3</w:t>
+      </w:r>
+    </w:p>
+    <w:tbl>
+      <w:tblPr>
+        <w:tblStyle w:val="TableGrid"/>
+        <w:tblW w:type="auto" w:w="0"/>
+        <w:tblLook w:firstColumn="1" w:firstRow="1" w:lastColumn="0" w:lastRow="0" w:noHBand="0" w:noVBand="1" w:val="04A0"/>
+      </w:tblPr>
+      <w:tblGrid>
+        <w:gridCol w:w="1234"/>
+        <w:gridCol w:w="1234"/>
+        <w:gridCol w:w="1234"/>
+        <w:gridCol w:w="1234"/>
+        <w:gridCol w:w="1234"/>
+        <w:gridCol w:w="1234"/>
+        <w:gridCol w:w="1234"/>
+      </w:tblGrid>
+      <w:tr>
+        <w:tc>
+          <w:tcPr>
+            <w:tcW w:type="dxa" w:w="1234"/>
+            <w:shd w:fill="D9E2F3"/>
+          </w:tcPr>
+          <w:p>
+            <w:r>
+              <w:rPr>
+                <w:b/>
+              </w:rPr>
+            </w:r>
+            <w:r>
+              <w:rPr>
+                <w:b/>
+              </w:rPr>
+              <w:t>Node</w:t>
+            </w:r>
+          </w:p>
+        </w:tc>
+        <w:tc>
+          <w:tcPr>
+            <w:tcW w:type="dxa" w:w="1234"/>
+            <w:shd w:fill="D9E2F3"/>
+          </w:tcPr>
+          <w:p>
+            <w:r>
+              <w:rPr>
+                <w:b/>
+              </w:rPr>
+            </w:r>
+            <w:r>
+              <w:rPr>
+                <w:b/>
+              </w:rPr>
+              <w:t>S</w:t>
+            </w:r>
+          </w:p>
+        </w:tc>
+        <w:tc>
+          <w:tcPr>
+            <w:tcW w:type="dxa" w:w="1234"/>
+            <w:shd w:fill="D9E2F3"/>
+          </w:tcPr>
+          <w:p>
+            <w:r>
+              <w:rPr>
+                <w:b/>
+              </w:rPr>
+            </w:r>
+            <w:r>
+              <w:rPr>
+                <w:b/>
+              </w:rPr>
+              <w:t>A</w:t>
+            </w:r>
+          </w:p>
+        </w:tc>
+        <w:tc>
+          <w:tcPr>
+            <w:tcW w:type="dxa" w:w="1234"/>
+            <w:shd w:fill="D9E2F3"/>
+          </w:tcPr>
+          <w:p>
+            <w:r>
+              <w:rPr>
+                <w:b/>
+              </w:rPr>
+            </w:r>
+            <w:r>
+              <w:rPr>
+                <w:b/>
+              </w:rPr>
+              <w:t>B</w:t>
+            </w:r>
+          </w:p>
+        </w:tc>
+        <w:tc>
+          <w:tcPr>
+            <w:tcW w:type="dxa" w:w="1234"/>
+            <w:shd w:fill="D9E2F3"/>
+          </w:tcPr>
+          <w:p>
+            <w:r>
+              <w:rPr>
+                <w:b/>
+              </w:rPr>
+            </w:r>
+            <w:r>
+              <w:rPr>
+                <w:b/>
+              </w:rPr>
+              <w:t>C</w:t>
+            </w:r>
+          </w:p>
+        </w:tc>
+        <w:tc>
+          <w:tcPr>
+            <w:tcW w:type="dxa" w:w="1234"/>
+            <w:shd w:fill="D9E2F3"/>
+          </w:tcPr>
+          <w:p>
+            <w:r>
+              <w:rPr>
+                <w:b/>
+              </w:rPr>
+            </w:r>
+            <w:r>
+              <w:rPr>
+                <w:b/>
+              </w:rPr>
+              <w:t>D</w:t>
+            </w:r>
+          </w:p>
+        </w:tc>
+        <w:tc>
+          <w:tcPr>
+            <w:tcW w:type="dxa" w:w="1234"/>
+            <w:shd w:fill="D9E2F3"/>
+          </w:tcPr>
+          <w:p>
+            <w:r>
+              <w:rPr>
+                <w:b/>
+              </w:rPr>
+            </w:r>
+            <w:r>
+              <w:rPr>
+                <w:b/>
+              </w:rPr>
+              <w:t>G</w:t>
+            </w:r>
+          </w:p>
+        </w:tc>
+      </w:tr>
+      <w:tr>
+        <w:tc>
+          <w:tcPr>
+            <w:tcW w:type="dxa" w:w="1234"/>
+          </w:tcPr>
+          <w:p>
+            <w:r/>
+            <w:r>
+              <w:t>h(n)</w:t>
+            </w:r>
+          </w:p>
+        </w:tc>
+        <w:tc>
+          <w:tcPr>
+            <w:tcW w:type="dxa" w:w="1234"/>
+          </w:tcPr>
+          <w:p>
+            <w:r/>
+            <w:r>
+              <w:t>7</w:t>
+            </w:r>
+          </w:p>
+        </w:tc>
+        <w:tc>
+          <w:tcPr>
+            <w:tcW w:type="dxa" w:w="1234"/>
+          </w:tcPr>
+          <w:p>
+            <w:r/>
+            <w:r>
+              <w:t>6</w:t>
+            </w:r>
+          </w:p>
+        </w:tc>
+        <w:tc>
+          <w:tcPr>
+            <w:tcW w:type="dxa" w:w="1234"/>
+          </w:tcPr>
+          <w:p>
+            <w:r/>
+            <w:r>
+              <w:t>4</w:t>
+            </w:r>
+          </w:p>
+        </w:tc>
+        <w:tc>
+          <w:tcPr>
+            <w:tcW w:type="dxa" w:w="1234"/>
+          </w:tcPr>
+          <w:p>
+            <w:r/>
+            <w:r>
+              <w:t>3</w:t>
+            </w:r>
+          </w:p>
+        </w:tc>
+        <w:tc>
+          <w:tcPr>
+            <w:tcW w:type="dxa" w:w="1234"/>
+          </w:tcPr>
+          <w:p>
+            <w:r/>
+            <w:r>
+              <w:t>9</w:t>
+            </w:r>
+          </w:p>
+        </w:tc>
+        <w:tc>
+          <w:tcPr>
+            <w:tcW w:type="dxa" w:w="1234"/>
+          </w:tcPr>
+          <w:p>
+            <w:r/>
+            <w:r>
+              <w:t>0</w:t>
+            </w:r>
+          </w:p>
+        </w:tc>
+      </w:tr>
+    </w:tbl>
+    <w:p/>
+    <w:p>
+      <w:r>
+        <w:rPr>
+          <w:b/>
+        </w:rPr>
+        <w:t>(a) Dijkstra from S.</w:t>
+      </w:r>
+      <w:r>
+        <w:t xml:space="preserve"> Complete the table (settle the unvisited node with the smallest distance each round) and write the </w:t>
+      </w:r>
+      <w:r>
+        <w:rPr>
+          <w:b/>
+        </w:rPr>
+        <w:t>order the nodes are settled</w:t>
+      </w:r>
+      <w:r>
+        <w:t>.</w:t>
+      </w:r>
+    </w:p>
+    <w:tbl>
+      <w:tblPr>
+        <w:tblStyle w:val="TableGrid"/>
+        <w:tblW w:type="auto" w:w="0"/>
+        <w:tblLook w:firstColumn="1" w:firstRow="1" w:lastColumn="0" w:lastRow="0" w:noHBand="0" w:noVBand="1" w:val="04A0"/>
+      </w:tblPr>
+      <w:tblGrid>
+        <w:gridCol w:w="1234"/>
+        <w:gridCol w:w="1234"/>
+        <w:gridCol w:w="1234"/>
+        <w:gridCol w:w="1234"/>
+        <w:gridCol w:w="1234"/>
+        <w:gridCol w:w="1234"/>
+        <w:gridCol w:w="1234"/>
+      </w:tblGrid>
+      <w:tr>
+        <w:tc>
+          <w:tcPr>
+            <w:tcW w:type="dxa" w:w="1234"/>
+            <w:shd w:fill="D9E2F3"/>
+          </w:tcPr>
+          <w:p>
+            <w:r>
+              <w:rPr>
+                <w:b/>
+              </w:rPr>
+            </w:r>
+            <w:r>
+              <w:rPr>
+                <w:b/>
+              </w:rPr>
+              <w:t>Settled (order)</w:t>
+            </w:r>
+          </w:p>
+        </w:tc>
+        <w:tc>
+          <w:tcPr>
+            <w:tcW w:type="dxa" w:w="1234"/>
+            <w:shd w:fill="D9E2F3"/>
+          </w:tcPr>
+          <w:p>
+            <w:r>
+              <w:rPr>
+                <w:b/>
+              </w:rPr>
+            </w:r>
+            <w:r>
+              <w:rPr>
+                <w:b/>
+              </w:rPr>
+              <w:t>S</w:t>
+            </w:r>
+          </w:p>
+        </w:tc>
+        <w:tc>
+          <w:tcPr>
+            <w:tcW w:type="dxa" w:w="1234"/>
+            <w:shd w:fill="D9E2F3"/>
+          </w:tcPr>
+          <w:p>
+            <w:r>
+              <w:rPr>
+                <w:b/>
+              </w:rPr>
+            </w:r>
+            <w:r>
+              <w:rPr>
+                <w:b/>
+              </w:rPr>
+              <w:t>A</w:t>
+            </w:r>
+          </w:p>
+        </w:tc>
+        <w:tc>
+          <w:tcPr>
+            <w:tcW w:type="dxa" w:w="1234"/>
+            <w:shd w:fill="D9E2F3"/>
+          </w:tcPr>
+          <w:p>
+            <w:r>
+              <w:rPr>
+                <w:b/>
+              </w:rPr>
+            </w:r>
+            <w:r>
+              <w:rPr>
+                <w:b/>
+              </w:rPr>
+              <w:t>B</w:t>
+            </w:r>
+          </w:p>
+        </w:tc>
+        <w:tc>
+          <w:tcPr>
+            <w:tcW w:type="dxa" w:w="1234"/>
+            <w:shd w:fill="D9E2F3"/>
+          </w:tcPr>
+          <w:p>
+            <w:r>
+              <w:rPr>
+                <w:b/>
+              </w:rPr>
+            </w:r>
+            <w:r>
+              <w:rPr>
+                <w:b/>
+              </w:rPr>
+              <w:t>C</w:t>
+            </w:r>
+          </w:p>
+        </w:tc>
+        <w:tc>
+          <w:tcPr>
+            <w:tcW w:type="dxa" w:w="1234"/>
+            <w:shd w:fill="D9E2F3"/>
+          </w:tcPr>
+          <w:p>
+            <w:r>
+              <w:rPr>
+                <w:b/>
+              </w:rPr>
+            </w:r>
+            <w:r>
+              <w:rPr>
+                <w:b/>
+              </w:rPr>
+              <w:t>D</w:t>
+            </w:r>
+          </w:p>
+        </w:tc>
+        <w:tc>
+          <w:tcPr>
+            <w:tcW w:type="dxa" w:w="1234"/>
+            <w:shd w:fill="D9E2F3"/>
+          </w:tcPr>
+          <w:p>
+            <w:r>
+              <w:rPr>
+                <w:b/>
+              </w:rPr>
+            </w:r>
+            <w:r>
+              <w:rPr>
+                <w:b/>
+              </w:rPr>
+              <w:t>G</w:t>
+            </w:r>
+          </w:p>
+        </w:tc>
+      </w:tr>
+      <w:tr>
+        <w:tc>
+          <w:tcPr>
+            <w:tcW w:type="dxa" w:w="1234"/>
+          </w:tcPr>
+          <w:p>
+            <w:r/>
+            <w:r>
+              <w:t>Initial</w:t>
+            </w:r>
+          </w:p>
+        </w:tc>
+        <w:tc>
+          <w:tcPr>
+            <w:tcW w:type="dxa" w:w="1234"/>
+          </w:tcPr>
+          <w:p>
+            <w:r/>
+            <w:r>
+              <w:t>0</w:t>
+            </w:r>
+          </w:p>
+        </w:tc>
+        <w:tc>
+          <w:tcPr>
+            <w:tcW w:type="dxa" w:w="1234"/>
+          </w:tcPr>
+          <w:p>
+            <w:r/>
+            <w:r>
+              <w:t>∞</w:t>
+            </w:r>
+          </w:p>
+        </w:tc>
+        <w:tc>
+          <w:tcPr>
+            <w:tcW w:type="dxa" w:w="1234"/>
+          </w:tcPr>
+          <w:p>
+            <w:r/>
+            <w:r>
+              <w:t>∞</w:t>
+            </w:r>
+          </w:p>
+        </w:tc>
+        <w:tc>
+          <w:tcPr>
+            <w:tcW w:type="dxa" w:w="1234"/>
+          </w:tcPr>
+          <w:p>
+            <w:r/>
+            <w:r>
+              <w:t>∞</w:t>
+            </w:r>
+          </w:p>
+        </w:tc>
+        <w:tc>
+          <w:tcPr>
+            <w:tcW w:type="dxa" w:w="1234"/>
+          </w:tcPr>
+          <w:p>
+            <w:r/>
+            <w:r>
+              <w:t>∞</w:t>
+            </w:r>
+          </w:p>
+        </w:tc>
+        <w:tc>
+          <w:tcPr>
+            <w:tcW w:type="dxa" w:w="1234"/>
+          </w:tcPr>
+          <w:p>
+            <w:r/>
+            <w:r>
+              <w:t>∞</w:t>
+            </w:r>
+          </w:p>
+        </w:tc>
+      </w:tr>
+      <w:tr>
+        <w:tc>
+          <w:tcPr>
+            <w:tcW w:type="dxa" w:w="1234"/>
+          </w:tcPr>
+          <w:p>
+            <w:r/>
+          </w:p>
+        </w:tc>
+        <w:tc>
+          <w:tcPr>
+            <w:tcW w:type="dxa" w:w="1234"/>
+          </w:tcPr>
+          <w:p>
+            <w:r/>
+          </w:p>
+        </w:tc>
+        <w:tc>
+          <w:tcPr>
+            <w:tcW w:type="dxa" w:w="1234"/>
+          </w:tcPr>
+          <w:p>
+            <w:r/>
+          </w:p>
+        </w:tc>
+        <w:tc>
+          <w:tcPr>
+            <w:tcW w:type="dxa" w:w="1234"/>
+          </w:tcPr>
+          <w:p>
+            <w:r/>
+          </w:p>
+        </w:tc>
+        <w:tc>
+          <w:tcPr>
+            <w:tcW w:type="dxa" w:w="1234"/>
+          </w:tcPr>
+          <w:p>
+            <w:r/>
+          </w:p>
+        </w:tc>
+        <w:tc>
+          <w:tcPr>
+            <w:tcW w:type="dxa" w:w="1234"/>
+          </w:tcPr>
+          <w:p>
+            <w:r/>
+          </w:p>
+        </w:tc>
+        <w:tc>
+          <w:tcPr>
+            <w:tcW w:type="dxa" w:w="1234"/>
+          </w:tcPr>
+          <w:p>
+            <w:r/>
+          </w:p>
+        </w:tc>
+      </w:tr>
+      <w:tr>
+        <w:tc>
+          <w:tcPr>
+            <w:tcW w:type="dxa" w:w="1234"/>
+          </w:tcPr>
+          <w:p>
+            <w:r/>
+          </w:p>
+        </w:tc>
+        <w:tc>
+          <w:tcPr>
+            <w:tcW w:type="dxa" w:w="1234"/>
+          </w:tcPr>
+          <w:p>
+            <w:r/>
+          </w:p>
+        </w:tc>
+        <w:tc>
+          <w:tcPr>
+            <w:tcW w:type="dxa" w:w="1234"/>
+          </w:tcPr>
+          <w:p>
+            <w:r/>
+          </w:p>
+        </w:tc>
+        <w:tc>
+          <w:tcPr>
+            <w:tcW w:type="dxa" w:w="1234"/>
+          </w:tcPr>
+          <w:p>
+            <w:r/>
+          </w:p>
+        </w:tc>
+        <w:tc>
+          <w:tcPr>
+            <w:tcW w:type="dxa" w:w="1234"/>
+          </w:tcPr>
+          <w:p>
+            <w:r/>
+          </w:p>
+        </w:tc>
+        <w:tc>
+          <w:tcPr>
+            <w:tcW w:type="dxa" w:w="1234"/>
+          </w:tcPr>
+          <w:p>
+            <w:r/>
+          </w:p>
+        </w:tc>
+        <w:tc>
+          <w:tcPr>
+            <w:tcW w:type="dxa" w:w="1234"/>
+          </w:tcPr>
+          <w:p>
+            <w:r/>
+          </w:p>
+        </w:tc>
+      </w:tr>
+      <w:tr>
+        <w:tc>
+          <w:tcPr>
+            <w:tcW w:type="dxa" w:w="1234"/>
+          </w:tcPr>
+          <w:p>
+            <w:r/>
+          </w:p>
+        </w:tc>
+        <w:tc>
+          <w:tcPr>
+            <w:tcW w:type="dxa" w:w="1234"/>
+          </w:tcPr>
+          <w:p>
+            <w:r/>
+          </w:p>
+        </w:tc>
+        <w:tc>
+          <w:tcPr>
+            <w:tcW w:type="dxa" w:w="1234"/>
+          </w:tcPr>
+          <w:p>
+            <w:r/>
+          </w:p>
+        </w:tc>
+        <w:tc>
+          <w:tcPr>
+            <w:tcW w:type="dxa" w:w="1234"/>
+          </w:tcPr>
+          <w:p>
+            <w:r/>
+          </w:p>
+        </w:tc>
+        <w:tc>
+          <w:tcPr>
+            <w:tcW w:type="dxa" w:w="1234"/>
+          </w:tcPr>
+          <w:p>
+            <w:r/>
+          </w:p>
+        </w:tc>
+        <w:tc>
+          <w:tcPr>
+            <w:tcW w:type="dxa" w:w="1234"/>
+          </w:tcPr>
+          <w:p>
+            <w:r/>
+          </w:p>
+        </w:tc>
+        <w:tc>
+          <w:tcPr>
+            <w:tcW w:type="dxa" w:w="1234"/>
+          </w:tcPr>
+          <w:p>
+            <w:r/>
+          </w:p>
+        </w:tc>
+      </w:tr>
+      <w:tr>
+        <w:tc>
+          <w:tcPr>
+            <w:tcW w:type="dxa" w:w="1234"/>
+          </w:tcPr>
+          <w:p>
+            <w:r/>
+          </w:p>
+        </w:tc>
+        <w:tc>
+          <w:tcPr>
+            <w:tcW w:type="dxa" w:w="1234"/>
+          </w:tcPr>
+          <w:p>
+            <w:r/>
+          </w:p>
+        </w:tc>
+        <w:tc>
+          <w:tcPr>
+            <w:tcW w:type="dxa" w:w="1234"/>
+          </w:tcPr>
+          <w:p>
+            <w:r/>
+          </w:p>
+        </w:tc>
+        <w:tc>
+          <w:tcPr>
+            <w:tcW w:type="dxa" w:w="1234"/>
+          </w:tcPr>
+          <w:p>
+            <w:r/>
+          </w:p>
+        </w:tc>
+        <w:tc>
+          <w:tcPr>
+            <w:tcW w:type="dxa" w:w="1234"/>
+          </w:tcPr>
+          <w:p>
+            <w:r/>
+          </w:p>
+        </w:tc>
+        <w:tc>
+          <w:tcPr>
+            <w:tcW w:type="dxa" w:w="1234"/>
+          </w:tcPr>
+          <w:p>
+            <w:r/>
+          </w:p>
+        </w:tc>
+        <w:tc>
+          <w:tcPr>
+            <w:tcW w:type="dxa" w:w="1234"/>
+          </w:tcPr>
+          <w:p>
+            <w:r/>
+          </w:p>
+        </w:tc>
+      </w:tr>
+      <w:tr>
+        <w:tc>
+          <w:tcPr>
+            <w:tcW w:type="dxa" w:w="1234"/>
+          </w:tcPr>
+          <w:p>
+            <w:r/>
+          </w:p>
+        </w:tc>
+        <w:tc>
+          <w:tcPr>
+            <w:tcW w:type="dxa" w:w="1234"/>
+          </w:tcPr>
+          <w:p>
+            <w:r/>
+          </w:p>
+        </w:tc>
+        <w:tc>
+          <w:tcPr>
+            <w:tcW w:type="dxa" w:w="1234"/>
+          </w:tcPr>
+          <w:p>
+            <w:r/>
+          </w:p>
+        </w:tc>
+        <w:tc>
+          <w:tcPr>
+            <w:tcW w:type="dxa" w:w="1234"/>
+          </w:tcPr>
+          <w:p>
+            <w:r/>
+          </w:p>
+        </w:tc>
+        <w:tc>
+          <w:tcPr>
+            <w:tcW w:type="dxa" w:w="1234"/>
+          </w:tcPr>
+          <w:p>
+            <w:r/>
+          </w:p>
+        </w:tc>
+        <w:tc>
+          <w:tcPr>
+            <w:tcW w:type="dxa" w:w="1234"/>
+          </w:tcPr>
+          <w:p>
+            <w:r/>
+          </w:p>
+        </w:tc>
+        <w:tc>
+          <w:tcPr>
+            <w:tcW w:type="dxa" w:w="1234"/>
+          </w:tcPr>
+          <w:p>
+            <w:r/>
+          </w:p>
+        </w:tc>
+      </w:tr>
+      <w:tr>
+        <w:tc>
+          <w:tcPr>
+            <w:tcW w:type="dxa" w:w="1234"/>
+          </w:tcPr>
+          <w:p>
+            <w:r/>
+          </w:p>
+        </w:tc>
+        <w:tc>
+          <w:tcPr>
+            <w:tcW w:type="dxa" w:w="1234"/>
+          </w:tcPr>
+          <w:p>
+            <w:r/>
+          </w:p>
+        </w:tc>
+        <w:tc>
+          <w:tcPr>
+            <w:tcW w:type="dxa" w:w="1234"/>
+          </w:tcPr>
+          <w:p>
+            <w:r/>
+          </w:p>
+        </w:tc>
+        <w:tc>
+          <w:tcPr>
+            <w:tcW w:type="dxa" w:w="1234"/>
+          </w:tcPr>
+          <w:p>
+            <w:r/>
+          </w:p>
+        </w:tc>
+        <w:tc>
+          <w:tcPr>
+            <w:tcW w:type="dxa" w:w="1234"/>
+          </w:tcPr>
+          <w:p>
+            <w:r/>
+          </w:p>
+        </w:tc>
+        <w:tc>
+          <w:tcPr>
+            <w:tcW w:type="dxa" w:w="1234"/>
+          </w:tcPr>
+          <w:p>
+            <w:r/>
+          </w:p>
+        </w:tc>
+        <w:tc>
+          <w:tcPr>
+            <w:tcW w:type="dxa" w:w="1234"/>
+          </w:tcPr>
+          <w:p>
+            <w:r/>
+          </w:p>
+        </w:tc>
+      </w:tr>
+    </w:tbl>
+    <w:p/>
+    <w:p>
+      <w:r>
+        <w:t xml:space="preserve">Settle order: </w:t>
+      </w:r>
+      <w:r>
+        <w:rPr>
+          <w:b/>
+        </w:rPr>
+        <w:t xml:space="preserve">__ → </w:t>
+      </w:r>
+      <w:r>
+        <w:rPr>
+          <w:b/>
+        </w:rPr>
+        <w:t xml:space="preserve"> → </w:t>
+      </w:r>
+      <w:r>
+        <w:rPr>
+          <w:b/>
+        </w:rPr>
+        <w:t xml:space="preserve"> → </w:t>
+      </w:r>
+      <w:r>
+        <w:rPr>
+          <w:b/>
+        </w:rPr>
+        <w:t xml:space="preserve"> → </w:t>
+      </w:r>
+      <w:r>
+        <w:rPr>
+          <w:b/>
+        </w:rPr>
+        <w:t xml:space="preserve"> → </w:t>
+      </w:r>
+      <w:r>
+        <w:rPr>
+          <w:b/>
+        </w:rPr>
+      </w:r>
+    </w:p>
+    <w:p>
+      <w:r>
+        <w:rPr>
+          <w:b/>
+        </w:rPr>
+        <w:t>(b) A\* from S to G.</w:t>
+      </w:r>
+      <w:r>
+        <w:t xml:space="preserve"> Each time you expand a node, record it with its </w:t>
+      </w:r>
+      <w:r>
+        <w:rPr>
+          <w:rFonts w:ascii="Consolas" w:hAnsi="Consolas"/>
+          <w:sz w:val="19"/>
+        </w:rPr>
+        <w:t>g</w:t>
+      </w:r>
+      <w:r>
+        <w:t xml:space="preserve">, </w:t>
+      </w:r>
+      <w:r>
+        <w:rPr>
+          <w:rFonts w:ascii="Consolas" w:hAnsi="Consolas"/>
+          <w:sz w:val="19"/>
+        </w:rPr>
+        <w:t>h</w:t>
+      </w:r>
+      <w:r>
+        <w:t xml:space="preserve"> and </w:t>
+      </w:r>
+      <w:r>
+        <w:rPr>
+          <w:rFonts w:ascii="Consolas" w:hAnsi="Consolas"/>
+          <w:sz w:val="19"/>
+        </w:rPr>
+        <w:t>f = g + h</w:t>
+      </w:r>
+      <w:r>
+        <w:t xml:space="preserve">. Always expand the open node with the </w:t>
+      </w:r>
+      <w:r>
+        <w:rPr>
+          <w:b/>
+        </w:rPr>
+        <w:t>lowest f</w:t>
+      </w:r>
+      <w:r>
+        <w:t>. Stop when G is expanded.</w:t>
+      </w:r>
+    </w:p>
+    <w:tbl>
+      <w:tblPr>
+        <w:tblStyle w:val="TableGrid"/>
+        <w:tblW w:type="auto" w:w="0"/>
+        <w:tblLook w:firstColumn="1" w:firstRow="1" w:lastColumn="0" w:lastRow="0" w:noHBand="0" w:noVBand="1" w:val="04A0"/>
+      </w:tblPr>
+      <w:tblGrid>
+        <w:gridCol w:w="2160"/>
+        <w:gridCol w:w="2160"/>
+        <w:gridCol w:w="2160"/>
+        <w:gridCol w:w="2160"/>
+      </w:tblGrid>
+      <w:tr>
+        <w:tc>
+          <w:tcPr>
+            <w:tcW w:type="dxa" w:w="2160"/>
+            <w:shd w:fill="D9E2F3"/>
+          </w:tcPr>
+          <w:p>
+            <w:r>
+              <w:rPr>
+                <w:b/>
+              </w:rPr>
+            </w:r>
+            <w:r>
+              <w:rPr>
+                <w:b/>
+              </w:rPr>
+              <w:t>Node expanded</w:t>
+            </w:r>
+          </w:p>
+        </w:tc>
+        <w:tc>
+          <w:tcPr>
+            <w:tcW w:type="dxa" w:w="2160"/>
+            <w:shd w:fill="D9E2F3"/>
+          </w:tcPr>
+          <w:p>
+            <w:r>
+              <w:rPr>
+                <w:b/>
+              </w:rPr>
+            </w:r>
+            <w:r>
+              <w:rPr>
+                <w:b/>
+              </w:rPr>
+              <w:t>g(n)</w:t>
+            </w:r>
+          </w:p>
+        </w:tc>
+        <w:tc>
+          <w:tcPr>
+            <w:tcW w:type="dxa" w:w="2160"/>
+            <w:shd w:fill="D9E2F3"/>
+          </w:tcPr>
+          <w:p>
+            <w:r>
+              <w:rPr>
+                <w:b/>
+              </w:rPr>
+            </w:r>
+            <w:r>
+              <w:rPr>
+                <w:b/>
+              </w:rPr>
+              <w:t>h(n)</w:t>
+            </w:r>
+          </w:p>
+        </w:tc>
+        <w:tc>
+          <w:tcPr>
+            <w:tcW w:type="dxa" w:w="2160"/>
+            <w:shd w:fill="D9E2F3"/>
+          </w:tcPr>
+          <w:p>
+            <w:r>
+              <w:rPr>
+                <w:b/>
+              </w:rPr>
+            </w:r>
+            <w:r>
+              <w:rPr>
+                <w:b/>
+              </w:rPr>
+              <w:t>f(n)</w:t>
+            </w:r>
+          </w:p>
+        </w:tc>
+      </w:tr>
+      <w:tr>
+        <w:tc>
+          <w:tcPr>
+            <w:tcW w:type="dxa" w:w="2160"/>
+          </w:tcPr>
+          <w:p>
+            <w:r/>
+            <w:r>
+              <w:t>S</w:t>
+            </w:r>
+          </w:p>
+        </w:tc>
+        <w:tc>
+          <w:tcPr>
+            <w:tcW w:type="dxa" w:w="2160"/>
+          </w:tcPr>
+          <w:p>
+            <w:r/>
+            <w:r>
+              <w:t>0</w:t>
+            </w:r>
+          </w:p>
+        </w:tc>
+        <w:tc>
+          <w:tcPr>
+            <w:tcW w:type="dxa" w:w="2160"/>
+          </w:tcPr>
+          <w:p>
+            <w:r/>
+            <w:r>
+              <w:t>7</w:t>
+            </w:r>
+          </w:p>
+        </w:tc>
+        <w:tc>
+          <w:tcPr>
+            <w:tcW w:type="dxa" w:w="2160"/>
+          </w:tcPr>
+          <w:p>
+            <w:r/>
+            <w:r>
+              <w:t>7</w:t>
+            </w:r>
+          </w:p>
+        </w:tc>
+      </w:tr>
+      <w:tr>
+        <w:tc>
+          <w:tcPr>
+            <w:tcW w:type="dxa" w:w="2160"/>
+          </w:tcPr>
+          <w:p>
+            <w:r/>
+          </w:p>
+        </w:tc>
+        <w:tc>
+          <w:tcPr>
+            <w:tcW w:type="dxa" w:w="2160"/>
+          </w:tcPr>
+          <w:p>
+            <w:r/>
+          </w:p>
+        </w:tc>
+        <w:tc>
+          <w:tcPr>
+            <w:tcW w:type="dxa" w:w="2160"/>
+          </w:tcPr>
+          <w:p>
+            <w:r/>
+          </w:p>
+        </w:tc>
+        <w:tc>
+          <w:tcPr>
+            <w:tcW w:type="dxa" w:w="2160"/>
+          </w:tcPr>
+          <w:p>
+            <w:r/>
+          </w:p>
+        </w:tc>
+      </w:tr>
+      <w:tr>
+        <w:tc>
+          <w:tcPr>
+            <w:tcW w:type="dxa" w:w="2160"/>
+          </w:tcPr>
+          <w:p>
+            <w:r/>
+          </w:p>
+        </w:tc>
+        <w:tc>
+          <w:tcPr>
+            <w:tcW w:type="dxa" w:w="2160"/>
+          </w:tcPr>
+          <w:p>
+            <w:r/>
+          </w:p>
+        </w:tc>
+        <w:tc>
+          <w:tcPr>
+            <w:tcW w:type="dxa" w:w="2160"/>
+          </w:tcPr>
+          <w:p>
+            <w:r/>
+          </w:p>
+        </w:tc>
+        <w:tc>
+          <w:tcPr>
+            <w:tcW w:type="dxa" w:w="2160"/>
+          </w:tcPr>
+          <w:p>
+            <w:r/>
+          </w:p>
+        </w:tc>
+      </w:tr>
+      <w:tr>
+        <w:tc>
+          <w:tcPr>
+            <w:tcW w:type="dxa" w:w="2160"/>
+          </w:tcPr>
+          <w:p>
+            <w:r/>
+          </w:p>
+        </w:tc>
+        <w:tc>
+          <w:tcPr>
+            <w:tcW w:type="dxa" w:w="2160"/>
+          </w:tcPr>
+          <w:p>
+            <w:r/>
+          </w:p>
+        </w:tc>
+        <w:tc>
+          <w:tcPr>
+            <w:tcW w:type="dxa" w:w="2160"/>
+          </w:tcPr>
+          <w:p>
+            <w:r/>
+          </w:p>
+        </w:tc>
+        <w:tc>
+          <w:tcPr>
+            <w:tcW w:type="dxa" w:w="2160"/>
+          </w:tcPr>
+          <w:p>
+            <w:r/>
+          </w:p>
+        </w:tc>
+      </w:tr>
+      <w:tr>
+        <w:tc>
+          <w:tcPr>
+            <w:tcW w:type="dxa" w:w="2160"/>
+          </w:tcPr>
+          <w:p>
+            <w:r/>
+          </w:p>
+        </w:tc>
+        <w:tc>
+          <w:tcPr>
+            <w:tcW w:type="dxa" w:w="2160"/>
+          </w:tcPr>
+          <w:p>
+            <w:r/>
+          </w:p>
+        </w:tc>
+        <w:tc>
+          <w:tcPr>
+            <w:tcW w:type="dxa" w:w="2160"/>
+          </w:tcPr>
+          <w:p>
+            <w:r/>
+          </w:p>
+        </w:tc>
+        <w:tc>
+          <w:tcPr>
+            <w:tcW w:type="dxa" w:w="2160"/>
+          </w:tcPr>
+          <w:p>
+            <w:r/>
+          </w:p>
+        </w:tc>
+      </w:tr>
+    </w:tbl>
+    <w:p/>
+    <w:p>
+      <w:r>
+        <w:t xml:space="preserve">Shortest path S → G: </w:t>
+      </w:r>
+      <w:r>
+        <w:rPr>
+          <w:rFonts w:ascii="Consolas" w:hAnsi="Consolas"/>
+          <w:sz w:val="19"/>
+        </w:rPr>
+        <w:t>____ → ____ → ____ → ____ → ____</w:t>
+      </w:r>
+      <w:r>
+        <w:t xml:space="preserve">  Distance: </w:t>
+      </w:r>
+      <w:r>
+        <w:rPr>
+          <w:b/>
+        </w:rPr>
+        <w:t>_</w:t>
+      </w:r>
+      <w:r>
+        <w:t>_</w:t>
+      </w:r>
+    </w:p>
+    <w:p>
+      <w:r>
+        <w:rPr>
+          <w:b/>
+        </w:rPr>
+        <w:t>(c)</w:t>
+      </w:r>
+      <w:r>
+        <w:t xml:space="preserve"> Which node does </w:t>
+      </w:r>
+      <w:r>
+        <w:rPr>
+          <w:b/>
+        </w:rPr>
+        <w:t>Dijkstra settle</w:t>
+      </w:r>
+      <w:r>
+        <w:t xml:space="preserve"> but </w:t>
+      </w:r>
+      <w:r>
+        <w:rPr>
+          <w:b/>
+        </w:rPr>
+        <w:t>A\* never expands</w:t>
+      </w:r>
+      <w:r>
+        <w:t xml:space="preserve">? </w:t>
+      </w:r>
+      <w:r>
+        <w:rPr>
+          <w:b/>
+        </w:rPr>
+        <w:t>_</w:t>
+      </w:r>
+      <w:r>
+        <w:t xml:space="preserve">_ Use its </w:t>
+      </w:r>
+      <w:r>
+        <w:rPr>
+          <w:rFonts w:ascii="Consolas" w:hAnsi="Consolas"/>
+          <w:sz w:val="19"/>
+        </w:rPr>
+        <w:t>f</w:t>
+      </w:r>
+      <w:r>
+        <w:t xml:space="preserve"> value to explain why A\* ignores it.</w:t>
+      </w:r>
+    </w:p>
+    <w:p>
+      <w:pPr>
+        <w:shd w:fill="F2F2F2"/>
+      </w:pPr>
+      <w:r>
+        <w:rPr>
+          <w:rFonts w:ascii="Consolas" w:hAnsi="Consolas"/>
+          <w:sz w:val="18"/>
+        </w:rPr>
+        <w:t>_______________________________________________________________________</w:t>
+        <w:br/>
+        <w:br/>
+        <w:t>_______________________________________________________________________</w:t>
+      </w:r>
+    </w:p>
+    <w:p>
+      <w:r>
+        <w:rPr>
+          <w:b/>
+        </w:rPr>
+        <w:t>(d) Decision.</w:t>
+      </w:r>
+      <w:r>
+        <w:t xml:space="preserve"> A satnav needs the route from one start to </w:t>
+      </w:r>
+      <w:r>
+        <w:rPr>
+          <w:b/>
+        </w:rPr>
+        <w:t>one destination</w:t>
+      </w:r>
+      <w:r>
+        <w:t xml:space="preserve"> on a map where straight-line distances are known. A network-monitoring tool needs the shortest routes from one server to </w:t>
+      </w:r>
+      <w:r>
+        <w:rPr>
+          <w:b/>
+        </w:rPr>
+        <w:t>every</w:t>
+      </w:r>
+      <w:r>
+        <w:t xml:space="preserve"> other node. State, with a reason, which algorithm suits each task.</w:t>
+      </w:r>
+    </w:p>
+    <w:p>
+      <w:pPr>
+        <w:shd w:fill="F2F2F2"/>
+      </w:pPr>
+      <w:r>
+        <w:rPr>
+          <w:rFonts w:ascii="Consolas" w:hAnsi="Consolas"/>
+          <w:sz w:val="18"/>
+        </w:rPr>
+        <w:t>_______________________________________________________________________</w:t>
+        <w:br/>
+        <w:br/>
+        <w:t>_______________________________________________________________________</w:t>
+      </w:r>
+    </w:p>
+    <w:p>
+      <w:pPr>
+        <w:pBdr>
+          <w:bottom w:val="single" w:sz="6" w:space="1" w:color="AAAAAA"/>
+        </w:pBdr>
+      </w:pPr>
+    </w:p>
+    <w:p>
+      <w:pPr>
+        <w:pStyle w:val="Heading2"/>
+      </w:pPr>
+      <w:r>
+        <w:t>Section B — Exam practice (30 marks)</w:t>
+      </w:r>
+    </w:p>
+    <w:p>
+      <w:r>
+        <w:rPr>
+          <w:i/>
+        </w:rPr>
+        <w:t>Answer all questions. Questions marked with an asterisk (\</w:t>
+      </w:r>
+      <w:r>
+        <w:t>) assess the quality of your extended response. All code must be written in OCR Exam Reference Language.*</w:t>
+      </w:r>
+    </w:p>
+    <w:p>
+      <w:r>
+        <w:rPr>
+          <w:b/>
+        </w:rPr>
+        <w:t>Q1.</w:t>
+      </w:r>
+      <w:r>
+        <w:t xml:space="preserve"> State the </w:t>
+      </w:r>
+      <w:r>
+        <w:rPr>
+          <w:b/>
+        </w:rPr>
+        <w:t>worst-case</w:t>
+      </w:r>
+      <w:r>
+        <w:t xml:space="preserve"> time complexity of quicksort in Big O notation, and describe a situation in which this worst case occurs. </w:t>
+      </w:r>
+      <w:r>
+        <w:rPr>
+          <w:b/>
+        </w:rPr>
+        <w:t>[2]</w:t>
+      </w:r>
+      <w:r>
+        <w:t xml:space="preserve"> (AO1)</w:t>
+      </w:r>
+    </w:p>
+    <w:p>
+      <w:pPr>
+        <w:spacing w:before="260"/>
+        <w:pBdr>
+          <w:bottom w:val="single" w:sz="4" w:space="1" w:color="AAB4C0"/>
+        </w:pBdr>
+      </w:pPr>
+    </w:p>
+    <w:p>
+      <w:pPr>
+        <w:spacing w:before="260"/>
+        <w:pBdr>
+          <w:bottom w:val="single" w:sz="4" w:space="1" w:color="AAB4C0"/>
+        </w:pBdr>
+      </w:pPr>
+    </w:p>
+    <w:p>
+      <w:pPr>
+        <w:spacing w:before="260"/>
+        <w:pBdr>
+          <w:bottom w:val="single" w:sz="4" w:space="1" w:color="AAB4C0"/>
+        </w:pBdr>
+      </w:pPr>
+    </w:p>
+    <w:p>
+      <w:r>
+        <w:rPr>
+          <w:b/>
+        </w:rPr>
+        <w:t>Q2.</w:t>
+      </w:r>
+      <w:r>
+        <w:t xml:space="preserve"> The following procedure is written in OCR Exam Reference Language, where </w:t>
+      </w:r>
+      <w:r>
+        <w:rPr>
+          <w:rFonts w:ascii="Consolas" w:hAnsi="Consolas"/>
+          <w:sz w:val="19"/>
+        </w:rPr>
+        <w:t>n</w:t>
+      </w:r>
+      <w:r>
+        <w:t xml:space="preserve"> is the number of elements in the array </w:t>
+      </w:r>
+      <w:r>
+        <w:rPr>
+          <w:rFonts w:ascii="Consolas" w:hAnsi="Consolas"/>
+          <w:sz w:val="19"/>
+        </w:rPr>
+        <w:t>arr</w:t>
+      </w:r>
+      <w:r>
+        <w:t>.</w:t>
+      </w:r>
+    </w:p>
+    <w:p>
+      <w:pPr>
+        <w:shd w:fill="F2F2F2"/>
+      </w:pPr>
+      <w:r>
+        <w:rPr>
+          <w:rFonts w:ascii="Consolas" w:hAnsi="Consolas"/>
+          <w:sz w:val="18"/>
+        </w:rPr>
+        <w:t>procedure pairs(arr:array, n)</w:t>
+        <w:br/>
+        <w:t xml:space="preserve">    for i = 0 to n - 1</w:t>
+        <w:br/>
+        <w:t xml:space="preserve">        for j = 0 to n - 1</w:t>
+        <w:br/>
+        <w:t xml:space="preserve">            print(arr[i] + arr[j])</w:t>
+        <w:br/>
+        <w:t xml:space="preserve">        next j</w:t>
+        <w:br/>
+        <w:t xml:space="preserve">    next i</w:t>
+        <w:br/>
+        <w:t>endprocedure</w:t>
+      </w:r>
+    </w:p>
+    <w:p>
+      <w:r>
+        <w:t xml:space="preserve">Determine, with justification, the </w:t>
+      </w:r>
+      <w:r>
+        <w:rPr>
+          <w:b/>
+        </w:rPr>
+        <w:t>time complexity</w:t>
+      </w:r>
+      <w:r>
+        <w:t xml:space="preserve"> of this procedure in Big O notation. </w:t>
+      </w:r>
+      <w:r>
+        <w:rPr>
+          <w:b/>
+        </w:rPr>
+        <w:t>[3]</w:t>
+      </w:r>
+      <w:r>
+        <w:t xml:space="preserve"> (AO2)</w:t>
+      </w:r>
+    </w:p>
+    <w:p>
+      <w:pPr>
+        <w:spacing w:before="260"/>
+        <w:pBdr>
+          <w:bottom w:val="single" w:sz="4" w:space="1" w:color="AAB4C0"/>
+        </w:pBdr>
+      </w:pPr>
+    </w:p>
+    <w:p>
+      <w:pPr>
+        <w:spacing w:before="260"/>
+        <w:pBdr>
+          <w:bottom w:val="single" w:sz="4" w:space="1" w:color="AAB4C0"/>
+        </w:pBdr>
+      </w:pPr>
+    </w:p>
+    <w:p>
+      <w:pPr>
+        <w:spacing w:before="260"/>
+        <w:pBdr>
+          <w:bottom w:val="single" w:sz="4" w:space="1" w:color="AAB4C0"/>
+        </w:pBdr>
+      </w:pPr>
+    </w:p>
+    <w:p>
+      <w:pPr>
+        <w:spacing w:before="260"/>
+        <w:pBdr>
+          <w:bottom w:val="single" w:sz="4" w:space="1" w:color="AAB4C0"/>
+        </w:pBdr>
+      </w:pPr>
+    </w:p>
+    <w:p>
+      <w:r>
+        <w:rPr>
+          <w:b/>
+        </w:rPr>
+        <w:t>Q3.</w:t>
+      </w:r>
+      <w:r>
+        <w:t xml:space="preserve"> The following algorithm searches the sorted array </w:t>
+      </w:r>
+      <w:r>
+        <w:rPr>
+          <w:rFonts w:ascii="Consolas" w:hAnsi="Consolas"/>
+          <w:sz w:val="19"/>
+        </w:rPr>
+        <w:t>arr = [4, 9, 15, 22, 30, 41, 56, 70]</w:t>
+      </w:r>
+      <w:r>
+        <w:t xml:space="preserve"> (indexes 0–7) for </w:t>
+      </w:r>
+      <w:r>
+        <w:rPr>
+          <w:rFonts w:ascii="Consolas" w:hAnsi="Consolas"/>
+          <w:sz w:val="19"/>
+        </w:rPr>
+        <w:t>target = 10</w:t>
+      </w:r>
+      <w:r>
+        <w:t>.</w:t>
+      </w:r>
+    </w:p>
+    <w:p>
+      <w:pPr>
+        <w:shd w:fill="F2F2F2"/>
+      </w:pPr>
+      <w:r>
+        <w:rPr>
+          <w:rFonts w:ascii="Consolas" w:hAnsi="Consolas"/>
+          <w:sz w:val="18"/>
+        </w:rPr>
+        <w:t>low = 0</w:t>
+        <w:br/>
+        <w:t>high = 7</w:t>
+        <w:br/>
+        <w:t>found = false</w:t>
+        <w:br/>
+        <w:t>while low &lt;= high AND found == false</w:t>
+        <w:br/>
+        <w:t xml:space="preserve">    mid = (low + high) DIV 2</w:t>
+        <w:br/>
+        <w:t xml:space="preserve">    if arr[mid] == target then</w:t>
+        <w:br/>
+        <w:t xml:space="preserve">        found = true</w:t>
+        <w:br/>
+        <w:t xml:space="preserve">    elseif arr[mid] &lt; target then</w:t>
+        <w:br/>
+        <w:t xml:space="preserve">        low = mid + 1</w:t>
+        <w:br/>
+        <w:t xml:space="preserve">    else</w:t>
+        <w:br/>
+        <w:t xml:space="preserve">        high = mid - 1</w:t>
+        <w:br/>
+        <w:t xml:space="preserve">    endif</w:t>
+        <w:br/>
+        <w:t>endwhile</w:t>
+        <w:br/>
+        <w:t>if found then</w:t>
+        <w:br/>
+        <w:t xml:space="preserve">    print(mid)</w:t>
+        <w:br/>
+        <w:t>else</w:t>
+        <w:br/>
+        <w:t xml:space="preserve">    print(-1)</w:t>
+        <w:br/>
+        <w:t>endif</w:t>
+      </w:r>
+    </w:p>
+    <w:p>
+      <w:r>
+        <w:t xml:space="preserve">&amp;nbsp;&amp;nbsp;(i) Complete the trace table, adding one row for each iteration of the while loop. </w:t>
+      </w:r>
+      <w:r>
+        <w:rPr>
+          <w:b/>
+        </w:rPr>
+        <w:t>[3]</w:t>
+      </w:r>
+      <w:r>
+        <w:t xml:space="preserve"> (AO2)</w:t>
+      </w:r>
+    </w:p>
+    <w:p>
+      <w:pPr>
+        <w:spacing w:before="260"/>
+        <w:pBdr>
+          <w:bottom w:val="single" w:sz="4" w:space="1" w:color="AAB4C0"/>
+        </w:pBdr>
+      </w:pPr>
+    </w:p>
+    <w:p>
+      <w:pPr>
+        <w:spacing w:before="260"/>
+        <w:pBdr>
+          <w:bottom w:val="single" w:sz="4" w:space="1" w:color="AAB4C0"/>
+        </w:pBdr>
+      </w:pPr>
+    </w:p>
+    <w:p>
+      <w:pPr>
+        <w:spacing w:before="260"/>
+        <w:pBdr>
+          <w:bottom w:val="single" w:sz="4" w:space="1" w:color="AAB4C0"/>
+        </w:pBdr>
+      </w:pPr>
+    </w:p>
+    <w:p>
+      <w:pPr>
+        <w:spacing w:before="260"/>
+        <w:pBdr>
+          <w:bottom w:val="single" w:sz="4" w:space="1" w:color="AAB4C0"/>
+        </w:pBdr>
+      </w:pPr>
+    </w:p>
+    <w:tbl>
+      <w:tblPr>
+        <w:tblStyle w:val="TableGrid"/>
+        <w:tblW w:type="auto" w:w="0"/>
+        <w:tblLook w:firstColumn="1" w:firstRow="1" w:lastColumn="0" w:lastRow="0" w:noHBand="0" w:noVBand="1" w:val="04A0"/>
+      </w:tblPr>
+      <w:tblGrid>
+        <w:gridCol w:w="1728"/>
+        <w:gridCol w:w="1728"/>
+        <w:gridCol w:w="1728"/>
+        <w:gridCol w:w="1728"/>
+        <w:gridCol w:w="1728"/>
+      </w:tblGrid>
+      <w:tr>
+        <w:tc>
+          <w:tcPr>
+            <w:tcW w:type="dxa" w:w="1728"/>
+            <w:shd w:fill="D9E2F3"/>
+          </w:tcPr>
+          <w:p>
+            <w:r>
+              <w:rPr>
+                <w:b/>
+              </w:rPr>
+            </w:r>
+            <w:r>
+              <w:rPr>
+                <w:b/>
+              </w:rPr>
+              <w:t>low</w:t>
+            </w:r>
+          </w:p>
+        </w:tc>
+        <w:tc>
+          <w:tcPr>
+            <w:tcW w:type="dxa" w:w="1728"/>
+            <w:shd w:fill="D9E2F3"/>
+          </w:tcPr>
+          <w:p>
+            <w:r>
+              <w:rPr>
+                <w:b/>
+              </w:rPr>
+            </w:r>
+            <w:r>
+              <w:rPr>
+                <w:b/>
+              </w:rPr>
+              <w:t>high</w:t>
+            </w:r>
+          </w:p>
+        </w:tc>
+        <w:tc>
+          <w:tcPr>
+            <w:tcW w:type="dxa" w:w="1728"/>
+            <w:shd w:fill="D9E2F3"/>
+          </w:tcPr>
+          <w:p>
+            <w:r>
+              <w:rPr>
+                <w:b/>
+              </w:rPr>
+            </w:r>
+            <w:r>
+              <w:rPr>
+                <w:b/>
+              </w:rPr>
+              <w:t>mid</w:t>
+            </w:r>
+          </w:p>
+        </w:tc>
+        <w:tc>
+          <w:tcPr>
+            <w:tcW w:type="dxa" w:w="1728"/>
+            <w:shd w:fill="D9E2F3"/>
+          </w:tcPr>
+          <w:p>
+            <w:r>
+              <w:rPr>
+                <w:b/>
+              </w:rPr>
+            </w:r>
+            <w:r>
+              <w:rPr>
+                <w:b/>
+              </w:rPr>
+              <w:t>arr[mid]</w:t>
+            </w:r>
+          </w:p>
+        </w:tc>
+        <w:tc>
+          <w:tcPr>
+            <w:tcW w:type="dxa" w:w="1728"/>
+            <w:shd w:fill="D9E2F3"/>
+          </w:tcPr>
+          <w:p>
+            <w:r>
+              <w:rPr>
+                <w:b/>
+              </w:rPr>
+            </w:r>
+            <w:r>
+              <w:rPr>
+                <w:b/>
+              </w:rPr>
+              <w:t>found</w:t>
+            </w:r>
+          </w:p>
+        </w:tc>
+      </w:tr>
+      <w:tr>
+        <w:tc>
+          <w:tcPr>
+            <w:tcW w:type="dxa" w:w="1728"/>
+          </w:tcPr>
+          <w:p>
+            <w:r/>
+            <w:r>
+              <w:t>0</w:t>
+            </w:r>
+          </w:p>
+        </w:tc>
+        <w:tc>
+          <w:tcPr>
+            <w:tcW w:type="dxa" w:w="1728"/>
+          </w:tcPr>
+          <w:p>
+            <w:r/>
+            <w:r>
+              <w:t>7</w:t>
+            </w:r>
+          </w:p>
+        </w:tc>
+        <w:tc>
+          <w:tcPr>
+            <w:tcW w:type="dxa" w:w="1728"/>
+          </w:tcPr>
+          <w:p>
+            <w:r/>
+          </w:p>
+        </w:tc>
+        <w:tc>
+          <w:tcPr>
+            <w:tcW w:type="dxa" w:w="1728"/>
+          </w:tcPr>
+          <w:p>
+            <w:r/>
+          </w:p>
+        </w:tc>
+        <w:tc>
+          <w:tcPr>
+            <w:tcW w:type="dxa" w:w="1728"/>
+          </w:tcPr>
+          <w:p>
+            <w:r/>
+          </w:p>
+        </w:tc>
+      </w:tr>
+      <w:tr>
+        <w:tc>
+          <w:tcPr>
+            <w:tcW w:type="dxa" w:w="1728"/>
+          </w:tcPr>
+          <w:p>
+            <w:r/>
+          </w:p>
+        </w:tc>
+        <w:tc>
+          <w:tcPr>
+            <w:tcW w:type="dxa" w:w="1728"/>
+          </w:tcPr>
+          <w:p>
+            <w:r/>
+          </w:p>
+        </w:tc>
+        <w:tc>
+          <w:tcPr>
+            <w:tcW w:type="dxa" w:w="1728"/>
+          </w:tcPr>
+          <w:p>
+            <w:r/>
+          </w:p>
+        </w:tc>
+        <w:tc>
+          <w:tcPr>
+            <w:tcW w:type="dxa" w:w="1728"/>
+          </w:tcPr>
+          <w:p>
+            <w:r/>
+          </w:p>
+        </w:tc>
+        <w:tc>
+          <w:tcPr>
+            <w:tcW w:type="dxa" w:w="1728"/>
+          </w:tcPr>
+          <w:p>
+            <w:r/>
+          </w:p>
+        </w:tc>
+      </w:tr>
+      <w:tr>
+        <w:tc>
+          <w:tcPr>
+            <w:tcW w:type="dxa" w:w="1728"/>
+          </w:tcPr>
+          <w:p>
+            <w:r/>
+          </w:p>
+        </w:tc>
+        <w:tc>
+          <w:tcPr>
+            <w:tcW w:type="dxa" w:w="1728"/>
+          </w:tcPr>
+          <w:p>
+            <w:r/>
+          </w:p>
+        </w:tc>
+        <w:tc>
+          <w:tcPr>
+            <w:tcW w:type="dxa" w:w="1728"/>
+          </w:tcPr>
+          <w:p>
+            <w:r/>
+          </w:p>
+        </w:tc>
+        <w:tc>
+          <w:tcPr>
+            <w:tcW w:type="dxa" w:w="1728"/>
+          </w:tcPr>
+          <w:p>
+            <w:r/>
+          </w:p>
+        </w:tc>
+        <w:tc>
+          <w:tcPr>
+            <w:tcW w:type="dxa" w:w="1728"/>
+          </w:tcPr>
+          <w:p>
+            <w:r/>
+          </w:p>
+        </w:tc>
+      </w:tr>
+    </w:tbl>
+    <w:p/>
+    <w:p>
+      <w:r>
+        <w:t xml:space="preserve">&amp;nbsp;&amp;nbsp;(ii) State the value printed when the algorithm ends. </w:t>
+      </w:r>
+      <w:r>
+        <w:rPr>
+          <w:b/>
+        </w:rPr>
+        <w:t>[1]</w:t>
+      </w:r>
+      <w:r>
+        <w:t xml:space="preserve"> (AO2)</w:t>
+      </w:r>
+    </w:p>
+    <w:p>
+      <w:pPr>
+        <w:spacing w:before="260"/>
+        <w:pBdr>
+          <w:bottom w:val="single" w:sz="4" w:space="1" w:color="AAB4C0"/>
+        </w:pBdr>
+      </w:pPr>
+    </w:p>
+    <w:p>
+      <w:pPr>
+        <w:spacing w:before="260"/>
+        <w:pBdr>
+          <w:bottom w:val="single" w:sz="4" w:space="1" w:color="AAB4C0"/>
+        </w:pBdr>
+      </w:pPr>
+    </w:p>
+    <w:p>
+      <w:r>
+        <w:rPr>
+          <w:b/>
+        </w:rPr>
+        <w:t>Q4.</w:t>
+      </w:r>
+      <w:r>
+        <w:t xml:space="preserve"> A sorted array </w:t>
+      </w:r>
+      <w:r>
+        <w:rPr>
+          <w:rFonts w:ascii="Consolas" w:hAnsi="Consolas"/>
+          <w:sz w:val="19"/>
+        </w:rPr>
+        <w:t>arr</w:t>
+      </w:r>
+      <w:r>
+        <w:t xml:space="preserve"> contains </w:t>
+      </w:r>
+      <w:r>
+        <w:rPr>
+          <w:rFonts w:ascii="Consolas" w:hAnsi="Consolas"/>
+          <w:sz w:val="19"/>
+        </w:rPr>
+        <w:t>n</w:t>
+      </w:r>
+      <w:r>
+        <w:t xml:space="preserve"> integers (zero-indexed). Write a function </w:t>
+      </w:r>
+      <w:r>
+        <w:rPr>
+          <w:rFonts w:ascii="Consolas" w:hAnsi="Consolas"/>
+          <w:sz w:val="19"/>
+        </w:rPr>
+        <w:t>searchIndex(arr, n, target)</w:t>
+      </w:r>
+      <w:r>
+        <w:t xml:space="preserve"> using </w:t>
+      </w:r>
+      <w:r>
+        <w:rPr>
+          <w:b/>
+        </w:rPr>
+        <w:t>OCR Exam Reference Language</w:t>
+      </w:r>
+      <w:r>
+        <w:t xml:space="preserve"> that performs a </w:t>
+      </w:r>
+      <w:r>
+        <w:rPr>
+          <w:b/>
+        </w:rPr>
+        <w:t>binary search</w:t>
+      </w:r>
+      <w:r>
+        <w:t xml:space="preserve"> and returns the index of </w:t>
+      </w:r>
+      <w:r>
+        <w:rPr>
+          <w:rFonts w:ascii="Consolas" w:hAnsi="Consolas"/>
+          <w:sz w:val="19"/>
+        </w:rPr>
+        <w:t>target</w:t>
+      </w:r>
+      <w:r>
+        <w:t xml:space="preserve"> in </w:t>
+      </w:r>
+      <w:r>
+        <w:rPr>
+          <w:rFonts w:ascii="Consolas" w:hAnsi="Consolas"/>
+          <w:sz w:val="19"/>
+        </w:rPr>
+        <w:t>arr</w:t>
+      </w:r>
+      <w:r>
+        <w:t xml:space="preserve">, or </w:t>
+      </w:r>
+      <w:r>
+        <w:rPr>
+          <w:rFonts w:ascii="Consolas" w:hAnsi="Consolas"/>
+          <w:sz w:val="19"/>
+        </w:rPr>
+        <w:t>-1</w:t>
+      </w:r>
+      <w:r>
+        <w:t xml:space="preserve"> if it is not present. </w:t>
+      </w:r>
+      <w:r>
+        <w:rPr>
+          <w:b/>
+        </w:rPr>
+        <w:t>[5]</w:t>
+      </w:r>
+      <w:r>
+        <w:t xml:space="preserve"> (AO3)</w:t>
+      </w:r>
+    </w:p>
+    <w:p>
+      <w:pPr>
+        <w:spacing w:before="260"/>
+        <w:pBdr>
+          <w:bottom w:val="single" w:sz="4" w:space="1" w:color="AAB4C0"/>
+        </w:pBdr>
+      </w:pPr>
+    </w:p>
+    <w:p>
+      <w:pPr>
+        <w:spacing w:before="260"/>
+        <w:pBdr>
+          <w:bottom w:val="single" w:sz="4" w:space="1" w:color="AAB4C0"/>
+        </w:pBdr>
+      </w:pPr>
+    </w:p>
+    <w:p>
+      <w:pPr>
+        <w:spacing w:before="260"/>
+        <w:pBdr>
+          <w:bottom w:val="single" w:sz="4" w:space="1" w:color="AAB4C0"/>
+        </w:pBdr>
+      </w:pPr>
+    </w:p>
+    <w:p>
+      <w:pPr>
+        <w:spacing w:before="260"/>
+        <w:pBdr>
+          <w:bottom w:val="single" w:sz="4" w:space="1" w:color="AAB4C0"/>
+        </w:pBdr>
+      </w:pPr>
+    </w:p>
+    <w:p>
+      <w:pPr>
+        <w:spacing w:before="260"/>
+        <w:pBdr>
+          <w:bottom w:val="single" w:sz="4" w:space="1" w:color="AAB4C0"/>
+        </w:pBdr>
+      </w:pPr>
+    </w:p>
+    <w:p>
+      <w:pPr>
+        <w:spacing w:before="260"/>
+        <w:pBdr>
+          <w:bottom w:val="single" w:sz="4" w:space="1" w:color="AAB4C0"/>
+        </w:pBdr>
+      </w:pPr>
+    </w:p>
+    <w:p>
+      <w:pPr>
+        <w:spacing w:before="260"/>
+        <w:pBdr>
+          <w:bottom w:val="single" w:sz="4" w:space="1" w:color="AAB4C0"/>
+        </w:pBdr>
+      </w:pPr>
+    </w:p>
+    <w:p>
+      <w:r>
+        <w:rPr>
+          <w:b/>
+        </w:rPr>
+        <w:t>Q5.</w:t>
+      </w:r>
+      <w:r>
+        <w:t xml:space="preserve"> State the data structure used to implement:</w:t>
+      </w:r>
+    </w:p>
+    <w:p>
+      <w:r>
+        <w:t xml:space="preserve">&amp;nbsp;&amp;nbsp;(i) a </w:t>
+      </w:r>
+      <w:r>
+        <w:rPr>
+          <w:b/>
+        </w:rPr>
+        <w:t>breadth-first</w:t>
+      </w:r>
+      <w:r>
+        <w:t xml:space="preserve"> traversal of a graph. </w:t>
+      </w:r>
+      <w:r>
+        <w:rPr>
+          <w:b/>
+        </w:rPr>
+        <w:t>[1]</w:t>
+      </w:r>
+      <w:r>
+        <w:t xml:space="preserve"> (AO1)</w:t>
+      </w:r>
+    </w:p>
+    <w:p>
+      <w:pPr>
+        <w:spacing w:before="260"/>
+        <w:pBdr>
+          <w:bottom w:val="single" w:sz="4" w:space="1" w:color="AAB4C0"/>
+        </w:pBdr>
+      </w:pPr>
+    </w:p>
+    <w:p>
+      <w:pPr>
+        <w:spacing w:before="260"/>
+        <w:pBdr>
+          <w:bottom w:val="single" w:sz="4" w:space="1" w:color="AAB4C0"/>
+        </w:pBdr>
+      </w:pPr>
+    </w:p>
+    <w:p>
+      <w:r>
+        <w:t xml:space="preserve">&amp;nbsp;&amp;nbsp;(ii) a </w:t>
+      </w:r>
+      <w:r>
+        <w:rPr>
+          <w:b/>
+        </w:rPr>
+        <w:t>depth-first</w:t>
+      </w:r>
+      <w:r>
+        <w:t xml:space="preserve"> traversal of a graph. </w:t>
+      </w:r>
+      <w:r>
+        <w:rPr>
+          <w:b/>
+        </w:rPr>
+        <w:t>[1]</w:t>
+      </w:r>
+      <w:r>
+        <w:t xml:space="preserve"> (AO1)</w:t>
+      </w:r>
+    </w:p>
+    <w:p>
+      <w:pPr>
+        <w:spacing w:before="260"/>
+        <w:pBdr>
+          <w:bottom w:val="single" w:sz="4" w:space="1" w:color="AAB4C0"/>
+        </w:pBdr>
+      </w:pPr>
+    </w:p>
+    <w:p>
+      <w:pPr>
+        <w:spacing w:before="260"/>
+        <w:pBdr>
+          <w:bottom w:val="single" w:sz="4" w:space="1" w:color="AAB4C0"/>
+        </w:pBdr>
+      </w:pPr>
+    </w:p>
+    <w:p>
+      <w:r>
+        <w:rPr>
+          <w:b/>
+        </w:rPr>
+        <w:t>Q6.</w:t>
+      </w:r>
+      <w:r>
+        <w:t xml:space="preserve"> A graph is stored as the following adjacency list:</w:t>
+      </w:r>
+    </w:p>
+    <w:p>
+      <w:pPr>
+        <w:shd w:fill="F2F2F2"/>
+      </w:pPr>
+      <w:r>
+        <w:rPr>
+          <w:rFonts w:ascii="Consolas" w:hAnsi="Consolas"/>
+          <w:sz w:val="18"/>
+        </w:rPr>
+        <w:t>A : B, C</w:t>
+        <w:br/>
+        <w:t>B : A, D</w:t>
+        <w:br/>
+        <w:t>C : A, E</w:t>
+        <w:br/>
+        <w:t>D : B, E</w:t>
+        <w:br/>
+        <w:t>E : C, D</w:t>
+      </w:r>
+    </w:p>
+    <w:p>
+      <w:r>
+        <w:t xml:space="preserve">&amp;nbsp;&amp;nbsp;(i) A breadth-first traversal starts at A and visits neighbours in alphabetical order. State the order in which the nodes are visited. </w:t>
+      </w:r>
+      <w:r>
+        <w:rPr>
+          <w:b/>
+        </w:rPr>
+        <w:t>[2]</w:t>
+      </w:r>
+      <w:r>
+        <w:t xml:space="preserve"> (AO2)</w:t>
+      </w:r>
+    </w:p>
+    <w:p>
+      <w:pPr>
+        <w:spacing w:before="260"/>
+        <w:pBdr>
+          <w:bottom w:val="single" w:sz="4" w:space="1" w:color="AAB4C0"/>
+        </w:pBdr>
+      </w:pPr>
+    </w:p>
+    <w:p>
+      <w:pPr>
+        <w:spacing w:before="260"/>
+        <w:pBdr>
+          <w:bottom w:val="single" w:sz="4" w:space="1" w:color="AAB4C0"/>
+        </w:pBdr>
+      </w:pPr>
+    </w:p>
+    <w:p>
+      <w:pPr>
+        <w:spacing w:before="260"/>
+        <w:pBdr>
+          <w:bottom w:val="single" w:sz="4" w:space="1" w:color="AAB4C0"/>
+        </w:pBdr>
+      </w:pPr>
+    </w:p>
+    <w:p>
+      <w:r>
+        <w:t xml:space="preserve">&amp;nbsp;&amp;nbsp;(ii) The edges of this graph are unweighted. Explain why a breadth-first traversal from A finds a path to E using the </w:t>
+      </w:r>
+      <w:r>
+        <w:rPr>
+          <w:b/>
+        </w:rPr>
+        <w:t>fewest edges</w:t>
+      </w:r>
+      <w:r>
+        <w:t xml:space="preserve">, while a depth-first traversal may not. </w:t>
+      </w:r>
+      <w:r>
+        <w:rPr>
+          <w:b/>
+        </w:rPr>
+        <w:t>[1]</w:t>
+      </w:r>
+      <w:r>
+        <w:t xml:space="preserve"> (AO2)</w:t>
+      </w:r>
+    </w:p>
+    <w:p>
+      <w:pPr>
+        <w:spacing w:before="260"/>
+        <w:pBdr>
+          <w:bottom w:val="single" w:sz="4" w:space="1" w:color="AAB4C0"/>
+        </w:pBdr>
+      </w:pPr>
+    </w:p>
+    <w:p>
+      <w:pPr>
+        <w:spacing w:before="260"/>
+        <w:pBdr>
+          <w:bottom w:val="single" w:sz="4" w:space="1" w:color="AAB4C0"/>
+        </w:pBdr>
+      </w:pPr>
+    </w:p>
+    <w:p>
+      <w:r>
+        <w:rPr>
+          <w:b/>
+        </w:rPr>
+        <w:t>Q7.</w:t>
+      </w:r>
+      <w:r>
+        <w:t xml:space="preserve"> The A</w:t>
+      </w:r>
+      <w:r>
+        <w:rPr>
+          <w:i/>
+        </w:rPr>
+        <w:t xml:space="preserve"> pathfinding algorithm assigns each node a value `f(n) = g(n) + h(n)`. State what `g(n)` and `h(n)` each represent. </w:t>
+      </w:r>
+      <w:r>
+        <w:rPr>
+          <w:i/>
+        </w:rPr>
+        <w:t>[2]</w:t>
+      </w:r>
+      <w:r>
+        <w:t>* (AO1)</w:t>
+      </w:r>
+    </w:p>
+    <w:p>
+      <w:pPr>
+        <w:spacing w:before="260"/>
+        <w:pBdr>
+          <w:bottom w:val="single" w:sz="4" w:space="1" w:color="AAB4C0"/>
+        </w:pBdr>
+      </w:pPr>
+    </w:p>
+    <w:p>
+      <w:pPr>
+        <w:spacing w:before="260"/>
+        <w:pBdr>
+          <w:bottom w:val="single" w:sz="4" w:space="1" w:color="AAB4C0"/>
+        </w:pBdr>
+      </w:pPr>
+    </w:p>
+    <w:p>
+      <w:pPr>
+        <w:spacing w:before="260"/>
+        <w:pBdr>
+          <w:bottom w:val="single" w:sz="4" w:space="1" w:color="AAB4C0"/>
+        </w:pBdr>
+      </w:pPr>
+    </w:p>
+    <w:p>
+      <w:r>
+        <w:rPr>
+          <w:b/>
+        </w:rPr>
+        <w:t>Q8\</w:t>
+      </w:r>
+      <w:r>
+        <w:t>* A music streaming service stores 50 million track records, held in order of track ID. Users search for tracks by ID thousands of times per second. Each night a batch of a few thousand new tracks is added and the full file must be put back in order; the nightly process runs on a server with a large amount of memory. A cut-down version of the software must also run on an embedded car system with very limited memory, where it keeps a few hundred downloaded tracks in order.</w:t>
+      </w:r>
+    </w:p>
+    <w:p>
+      <w:r>
+        <w:t xml:space="preserve">Discuss which </w:t>
+      </w:r>
+      <w:r>
+        <w:rPr>
+          <w:b/>
+        </w:rPr>
+        <w:t>searching and sorting algorithms</w:t>
+      </w:r>
+      <w:r>
+        <w:t xml:space="preserve"> the developers should choose for this system, justifying your choices with reference to </w:t>
+      </w:r>
+      <w:r>
+        <w:rPr>
+          <w:b/>
+        </w:rPr>
+        <w:t>time and space complexity</w:t>
+      </w:r>
+      <w:r>
+        <w:t xml:space="preserve">. </w:t>
+      </w:r>
+      <w:r>
+        <w:rPr>
+          <w:b/>
+        </w:rPr>
+        <w:t>[9]</w:t>
+      </w:r>
+      <w:r>
+        <w:t xml:space="preserve"> (AO3)</w:t>
+      </w:r>
+    </w:p>
+    <w:p>
+      <w:pPr>
+        <w:spacing w:before="260"/>
+        <w:pBdr>
+          <w:bottom w:val="single" w:sz="4" w:space="1" w:color="AAB4C0"/>
+        </w:pBdr>
+      </w:pPr>
+    </w:p>
+    <w:p>
+      <w:pPr>
+        <w:spacing w:before="260"/>
+        <w:pBdr>
+          <w:bottom w:val="single" w:sz="4" w:space="1" w:color="AAB4C0"/>
+        </w:pBdr>
+      </w:pPr>
+    </w:p>
+    <w:p>
+      <w:pPr>
+        <w:spacing w:before="260"/>
+        <w:pBdr>
+          <w:bottom w:val="single" w:sz="4" w:space="1" w:color="AAB4C0"/>
+        </w:pBdr>
+      </w:pPr>
+    </w:p>
+    <w:p>
+      <w:pPr>
+        <w:spacing w:before="260"/>
+        <w:pBdr>
+          <w:bottom w:val="single" w:sz="4" w:space="1" w:color="AAB4C0"/>
+        </w:pBdr>
+      </w:pPr>
+    </w:p>
+    <w:p>
+      <w:pPr>
+        <w:spacing w:before="260"/>
+        <w:pBdr>
+          <w:bottom w:val="single" w:sz="4" w:space="1" w:color="AAB4C0"/>
+        </w:pBdr>
+      </w:pPr>
+    </w:p>
+    <w:p>
+      <w:pPr>
+        <w:spacing w:before="260"/>
+        <w:pBdr>
+          <w:bottom w:val="single" w:sz="4" w:space="1" w:color="AAB4C0"/>
+        </w:pBdr>
+      </w:pPr>
+    </w:p>
+    <w:p>
+      <w:pPr>
+        <w:spacing w:before="260"/>
+        <w:pBdr>
+          <w:bottom w:val="single" w:sz="4" w:space="1" w:color="AAB4C0"/>
+        </w:pBdr>
+      </w:pPr>
+    </w:p>
+    <w:p>
+      <w:pPr>
+        <w:spacing w:before="260"/>
+        <w:pBdr>
+          <w:bottom w:val="single" w:sz="4" w:space="1" w:color="AAB4C0"/>
+        </w:pBdr>
+      </w:pPr>
+    </w:p>
+    <w:p>
+      <w:pPr>
+        <w:spacing w:before="260"/>
+        <w:pBdr>
+          <w:bottom w:val="single" w:sz="4" w:space="1" w:color="AAB4C0"/>
+        </w:pBdr>
+      </w:pPr>
+    </w:p>
+    <w:p>
+      <w:pPr>
+        <w:spacing w:before="260"/>
+        <w:pBdr>
+          <w:bottom w:val="single" w:sz="4" w:space="1" w:color="AAB4C0"/>
+        </w:pBdr>
+      </w:pPr>
+    </w:p>
+    <w:p>
+      <w:pPr>
+        <w:spacing w:before="260"/>
+        <w:pBdr>
+          <w:bottom w:val="single" w:sz="4" w:space="1" w:color="AAB4C0"/>
+        </w:pBdr>
+      </w:pPr>
+    </w:p>
+    <w:p>
+      <w:pPr>
+        <w:spacing w:before="260"/>
+        <w:pBdr>
+          <w:bottom w:val="single" w:sz="4" w:space="1" w:color="AAB4C0"/>
+        </w:pBdr>
+      </w:pPr>
     </w:p>
     <w:p>
       <w:pPr>
